--- a/output/投研舆情晨报_2026-10-01.docx
+++ b/output/投研舆情晨报_2026-10-01.docx
@@ -19,7 +19,7 @@
           <w:color w:val="8A939E"/>
           <w:sz w:val="18"/>
         </w:rPr>
-        <w:t>覆盖 6 家媒体 · 入库 15,713 条 · 去重后 2,098 条 · 识别热点 61 个</w:t>
+        <w:t>覆盖 6 家媒体 · 入库 15,562 条 · 去重后 1,959 条 · 识别热点 55 个</w:t>
       </w:r>
     </w:p>
     <w:p>
@@ -126,7 +126,7 @@
           </w:tcPr>
           <w:p>
             <w:r>
-              <w:t>0.801</w:t>
+              <w:t>0.821</w:t>
             </w:r>
           </w:p>
         </w:tc>
@@ -166,7 +166,7 @@
           </w:tcPr>
           <w:p>
             <w:r>
-              <w:t>19/3</w:t>
+              <w:t>14/3</w:t>
             </w:r>
           </w:p>
         </w:tc>
@@ -188,69 +188,7 @@
           </w:tcPr>
           <w:p>
             <w:r>
-              <w:t>0.766</w:t>
-            </w:r>
-          </w:p>
-        </w:tc>
-        <w:tc>
-          <w:tcPr>
-            <w:tcW w:type="dxa" w:w="1440"/>
-          </w:tcPr>
-          <w:p>
-            <w:r>
-              <w:t>爆点</w:t>
-            </w:r>
-          </w:p>
-        </w:tc>
-        <w:tc>
-          <w:tcPr>
-            <w:tcW w:type="dxa" w:w="1440"/>
-          </w:tcPr>
-          <w:p>
-            <w:r>
-              <w:t>半导体</w:t>
-            </w:r>
-          </w:p>
-        </w:tc>
-        <w:tc>
-          <w:tcPr>
-            <w:tcW w:type="dxa" w:w="1440"/>
-          </w:tcPr>
-          <w:p>
-            <w:r>
-              <w:t>美股三大股指涨跌不一，道指跌0.03%，纳指涨0.31%，标</w:t>
-            </w:r>
-          </w:p>
-        </w:tc>
-        <w:tc>
-          <w:tcPr>
-            <w:tcW w:type="dxa" w:w="1440"/>
-          </w:tcPr>
-          <w:p>
-            <w:r>
-              <w:t>13/3</w:t>
-            </w:r>
-          </w:p>
-        </w:tc>
-      </w:tr>
-      <w:tr>
-        <w:tc>
-          <w:tcPr>
-            <w:tcW w:type="dxa" w:w="1440"/>
-          </w:tcPr>
-          <w:p>
-            <w:r>
-              <w:t>3</w:t>
-            </w:r>
-          </w:p>
-        </w:tc>
-        <w:tc>
-          <w:tcPr>
-            <w:tcW w:type="dxa" w:w="1440"/>
-          </w:tcPr>
-          <w:p>
-            <w:r>
-              <w:t>0.706</w:t>
+              <w:t>0.694</w:t>
             </w:r>
           </w:p>
         </w:tc>
@@ -280,7 +218,7 @@
           </w:tcPr>
           <w:p>
             <w:r>
-              <w:t>美国7月S&amp;P/CS20座大城市房价指数同比 2.47%，预</w:t>
+              <w:t>美国二季度个人消费支出(PCE)年化季环比终值 3.8%，预</w:t>
             </w:r>
           </w:p>
         </w:tc>
@@ -290,7 +228,69 @@
           </w:tcPr>
           <w:p>
             <w:r>
-              <w:t>13/3</w:t>
+              <w:t>10/3</w:t>
+            </w:r>
+          </w:p>
+        </w:tc>
+      </w:tr>
+      <w:tr>
+        <w:tc>
+          <w:tcPr>
+            <w:tcW w:type="dxa" w:w="1440"/>
+          </w:tcPr>
+          <w:p>
+            <w:r>
+              <w:t>3</w:t>
+            </w:r>
+          </w:p>
+        </w:tc>
+        <w:tc>
+          <w:tcPr>
+            <w:tcW w:type="dxa" w:w="1440"/>
+          </w:tcPr>
+          <w:p>
+            <w:r>
+              <w:t>0.675</w:t>
+            </w:r>
+          </w:p>
+        </w:tc>
+        <w:tc>
+          <w:tcPr>
+            <w:tcW w:type="dxa" w:w="1440"/>
+          </w:tcPr>
+          <w:p>
+            <w:r>
+              <w:t>爆点</w:t>
+            </w:r>
+          </w:p>
+        </w:tc>
+        <w:tc>
+          <w:tcPr>
+            <w:tcW w:type="dxa" w:w="1440"/>
+          </w:tcPr>
+          <w:p>
+            <w:r>
+              <w:t>金融市场</w:t>
+            </w:r>
+          </w:p>
+        </w:tc>
+        <w:tc>
+          <w:tcPr>
+            <w:tcW w:type="dxa" w:w="1440"/>
+          </w:tcPr>
+          <w:p>
+            <w:r>
+              <w:t>港股午评：恒指跌0.04% 科指跌0.15% 半导体板块下挫</w:t>
+            </w:r>
+          </w:p>
+        </w:tc>
+        <w:tc>
+          <w:tcPr>
+            <w:tcW w:type="dxa" w:w="1440"/>
+          </w:tcPr>
+          <w:p>
+            <w:r>
+              <w:t>9/3</w:t>
             </w:r>
           </w:p>
         </w:tc>
@@ -312,7 +312,7 @@
           </w:tcPr>
           <w:p>
             <w:r>
-              <w:t>0.690</w:t>
+              <w:t>0.675</w:t>
             </w:r>
           </w:p>
         </w:tc>
@@ -342,7 +342,7 @@
           </w:tcPr>
           <w:p>
             <w:r>
-              <w:t>9月30日隔夜要闻：美股收跌 油价下挫 金价反弹 美联储威廉</w:t>
+              <w:t>美光科技CFO：2027财年第一财季收入将达615亿美元 各</w:t>
             </w:r>
           </w:p>
         </w:tc>
@@ -352,7 +352,7 @@
           </w:tcPr>
           <w:p>
             <w:r>
-              <w:t>11/3</w:t>
+              <w:t>9/3</w:t>
             </w:r>
           </w:p>
         </w:tc>
@@ -374,7 +374,7 @@
           </w:tcPr>
           <w:p>
             <w:r>
-              <w:t>0.671</w:t>
+              <w:t>0.656</w:t>
             </w:r>
           </w:p>
         </w:tc>
@@ -385,6 +385,68 @@
           <w:p>
             <w:r>
               <w:t>爆点</w:t>
+            </w:r>
+          </w:p>
+        </w:tc>
+        <w:tc>
+          <w:tcPr>
+            <w:tcW w:type="dxa" w:w="1440"/>
+          </w:tcPr>
+          <w:p>
+            <w:r>
+              <w:t>宏观政策</w:t>
+            </w:r>
+          </w:p>
+        </w:tc>
+        <w:tc>
+          <w:tcPr>
+            <w:tcW w:type="dxa" w:w="1440"/>
+          </w:tcPr>
+          <w:p>
+            <w:r>
+              <w:t>10年期美债收益率自2007年以来首次涨穿5.3%，两年期美</w:t>
+            </w:r>
+          </w:p>
+        </w:tc>
+        <w:tc>
+          <w:tcPr>
+            <w:tcW w:type="dxa" w:w="1440"/>
+          </w:tcPr>
+          <w:p>
+            <w:r>
+              <w:t>15/3</w:t>
+            </w:r>
+          </w:p>
+        </w:tc>
+      </w:tr>
+      <w:tr>
+        <w:tc>
+          <w:tcPr>
+            <w:tcW w:type="dxa" w:w="1440"/>
+          </w:tcPr>
+          <w:p>
+            <w:r>
+              <w:t>6</w:t>
+            </w:r>
+          </w:p>
+        </w:tc>
+        <w:tc>
+          <w:tcPr>
+            <w:tcW w:type="dxa" w:w="1440"/>
+          </w:tcPr>
+          <w:p>
+            <w:r>
+              <w:t>0.654</w:t>
+            </w:r>
+          </w:p>
+        </w:tc>
+        <w:tc>
+          <w:tcPr>
+            <w:tcW w:type="dxa" w:w="1440"/>
+          </w:tcPr>
+          <w:p>
+            <w:r>
+              <w:t>高热</w:t>
             </w:r>
           </w:p>
         </w:tc>
@@ -426,7 +488,7 @@
           </w:tcPr>
           <w:p>
             <w:r>
-              <w:t>6</w:t>
+              <w:t>7</w:t>
             </w:r>
           </w:p>
         </w:tc>
@@ -436,7 +498,7 @@
           </w:tcPr>
           <w:p>
             <w:r>
-              <w:t>0.563</w:t>
+              <w:t>0.646</w:t>
             </w:r>
           </w:p>
         </w:tc>
@@ -446,7 +508,7 @@
           </w:tcPr>
           <w:p>
             <w:r>
-              <w:t>爆点</w:t>
+              <w:t>高热</w:t>
             </w:r>
           </w:p>
         </w:tc>
@@ -456,7 +518,7 @@
           </w:tcPr>
           <w:p>
             <w:r>
-              <w:t>金融市场</w:t>
+              <w:t>宏观政策</w:t>
             </w:r>
           </w:p>
         </w:tc>
@@ -466,7 +528,69 @@
           </w:tcPr>
           <w:p>
             <w:r>
-              <w:t>港股生物医药股爆发，3600亿港元龙头飙涨10%，半导体大跌</w:t>
+              <w:t>法国10年期国债收益率较德国国债收益率溢价上升5个基点至12</w:t>
+            </w:r>
+          </w:p>
+        </w:tc>
+        <w:tc>
+          <w:tcPr>
+            <w:tcW w:type="dxa" w:w="1440"/>
+          </w:tcPr>
+          <w:p>
+            <w:r>
+              <w:t>7/3</w:t>
+            </w:r>
+          </w:p>
+        </w:tc>
+      </w:tr>
+      <w:tr>
+        <w:tc>
+          <w:tcPr>
+            <w:tcW w:type="dxa" w:w="1440"/>
+          </w:tcPr>
+          <w:p>
+            <w:r>
+              <w:t>8</w:t>
+            </w:r>
+          </w:p>
+        </w:tc>
+        <w:tc>
+          <w:tcPr>
+            <w:tcW w:type="dxa" w:w="1440"/>
+          </w:tcPr>
+          <w:p>
+            <w:r>
+              <w:t>0.632</w:t>
+            </w:r>
+          </w:p>
+        </w:tc>
+        <w:tc>
+          <w:tcPr>
+            <w:tcW w:type="dxa" w:w="1440"/>
+          </w:tcPr>
+          <w:p>
+            <w:r>
+              <w:t>高热</w:t>
+            </w:r>
+          </w:p>
+        </w:tc>
+        <w:tc>
+          <w:tcPr>
+            <w:tcW w:type="dxa" w:w="1440"/>
+          </w:tcPr>
+          <w:p>
+            <w:r>
+              <w:t>国际市场</w:t>
+            </w:r>
+          </w:p>
+        </w:tc>
+        <w:tc>
+          <w:tcPr>
+            <w:tcW w:type="dxa" w:w="1440"/>
+          </w:tcPr>
+          <w:p>
+            <w:r>
+              <w:t>开盘：三大股指齐涨 AI相关股票上涨 尽管10年期美债收益率</w:t>
             </w:r>
           </w:p>
         </w:tc>
@@ -488,7 +612,7 @@
           </w:tcPr>
           <w:p>
             <w:r>
-              <w:t>7</w:t>
+              <w:t>9</w:t>
             </w:r>
           </w:p>
         </w:tc>
@@ -498,69 +622,7 @@
           </w:tcPr>
           <w:p>
             <w:r>
-              <w:t>0.550</w:t>
-            </w:r>
-          </w:p>
-        </w:tc>
-        <w:tc>
-          <w:tcPr>
-            <w:tcW w:type="dxa" w:w="1440"/>
-          </w:tcPr>
-          <w:p>
-            <w:r>
-              <w:t>高热</w:t>
-            </w:r>
-          </w:p>
-        </w:tc>
-        <w:tc>
-          <w:tcPr>
-            <w:tcW w:type="dxa" w:w="1440"/>
-          </w:tcPr>
-          <w:p>
-            <w:r>
-              <w:t>地产建筑</w:t>
-            </w:r>
-          </w:p>
-        </w:tc>
-        <w:tc>
-          <w:tcPr>
-            <w:tcW w:type="dxa" w:w="1440"/>
-          </w:tcPr>
-          <w:p>
-            <w:r>
-              <w:t>A股地产股开盘调整，我爱我家、世联行触及跌停，深物业A、深振</w:t>
-            </w:r>
-          </w:p>
-        </w:tc>
-        <w:tc>
-          <w:tcPr>
-            <w:tcW w:type="dxa" w:w="1440"/>
-          </w:tcPr>
-          <w:p>
-            <w:r>
-              <w:t>4/3</w:t>
-            </w:r>
-          </w:p>
-        </w:tc>
-      </w:tr>
-      <w:tr>
-        <w:tc>
-          <w:tcPr>
-            <w:tcW w:type="dxa" w:w="1440"/>
-          </w:tcPr>
-          <w:p>
-            <w:r>
-              <w:t>8</w:t>
-            </w:r>
-          </w:p>
-        </w:tc>
-        <w:tc>
-          <w:tcPr>
-            <w:tcW w:type="dxa" w:w="1440"/>
-          </w:tcPr>
-          <w:p>
-            <w:r>
-              <w:t>0.548</w:t>
+              <w:t>0.606</w:t>
             </w:r>
           </w:p>
         </w:tc>
@@ -590,7 +652,7 @@
           </w:tcPr>
           <w:p>
             <w:r>
-              <w:t>韩国KOSPI指数跌幅扩大至1%；三星电子、SK海力士跌超1</w:t>
+              <w:t>美股三大股指开盘小幅上涨，道指涨0.2%，标普500指数涨0</w:t>
             </w:r>
           </w:p>
         </w:tc>
@@ -600,69 +662,7 @@
           </w:tcPr>
           <w:p>
             <w:r>
-              <w:t>5/3</w:t>
-            </w:r>
-          </w:p>
-        </w:tc>
-      </w:tr>
-      <w:tr>
-        <w:tc>
-          <w:tcPr>
-            <w:tcW w:type="dxa" w:w="1440"/>
-          </w:tcPr>
-          <w:p>
-            <w:r>
-              <w:t>9</w:t>
-            </w:r>
-          </w:p>
-        </w:tc>
-        <w:tc>
-          <w:tcPr>
-            <w:tcW w:type="dxa" w:w="1440"/>
-          </w:tcPr>
-          <w:p>
-            <w:r>
-              <w:t>0.545</w:t>
-            </w:r>
-          </w:p>
-        </w:tc>
-        <w:tc>
-          <w:tcPr>
-            <w:tcW w:type="dxa" w:w="1440"/>
-          </w:tcPr>
-          <w:p>
-            <w:r>
-              <w:t>高热</w:t>
-            </w:r>
-          </w:p>
-        </w:tc>
-        <w:tc>
-          <w:tcPr>
-            <w:tcW w:type="dxa" w:w="1440"/>
-          </w:tcPr>
-          <w:p>
-            <w:r>
-              <w:t>综合</w:t>
-            </w:r>
-          </w:p>
-        </w:tc>
-        <w:tc>
-          <w:tcPr>
-            <w:tcW w:type="dxa" w:w="1440"/>
-          </w:tcPr>
-          <w:p>
-            <w:r>
-              <w:t>农业农村部：粮食供需仍处于紧平衡状态，今后重心要放在大面积单</w:t>
-            </w:r>
-          </w:p>
-        </w:tc>
-        <w:tc>
-          <w:tcPr>
-            <w:tcW w:type="dxa" w:w="1440"/>
-          </w:tcPr>
-          <w:p>
-            <w:r>
-              <w:t>5/2</w:t>
+              <w:t>9/3</w:t>
             </w:r>
           </w:p>
         </w:tc>
@@ -684,7 +684,7 @@
           </w:tcPr>
           <w:p>
             <w:r>
-              <w:t>0.544</w:t>
+              <w:t>0.596</w:t>
             </w:r>
           </w:p>
         </w:tc>
@@ -704,7 +704,7 @@
           </w:tcPr>
           <w:p>
             <w:r>
-              <w:t>大宗与能化</w:t>
+              <w:t>宏观政策</w:t>
             </w:r>
           </w:p>
         </w:tc>
@@ -714,7 +714,7 @@
           </w:tcPr>
           <w:p>
             <w:r>
-              <w:t>夜盘期货开盘，原油、燃油跌逾3%，低硫燃油、乙二醇、液化石油</w:t>
+              <w:t>统计局：9月官方制造业PMI为50.1% 升至扩张区间</w:t>
             </w:r>
           </w:p>
         </w:tc>
@@ -724,7 +724,7 @@
           </w:tcPr>
           <w:p>
             <w:r>
-              <w:t>5/3</w:t>
+              <w:t>4/3</w:t>
             </w:r>
           </w:p>
         </w:tc>
@@ -755,7 +755,7 @@
           <w:color w:val="8A939E"/>
           <w:sz w:val="18"/>
         </w:rPr>
-        <w:t>热度 0.801（爆点）· 19 篇 / 3 家媒体 · 综合</w:t>
+        <w:t>热度 0.821（爆点）· 14 篇 / 3 家媒体 · 综合</w:t>
       </w:r>
     </w:p>
     <w:p>
@@ -767,7 +767,7 @@
         <w:t>事件概述：</w:t>
       </w:r>
       <w:r>
-        <w:t>「首套房贷贴息政策10月起执行！符合条件可享1个百分点贴息、“免申即享”！银行密集响应，机构展望市」由 19 篇报道聚合而成，覆盖 3 家媒体，热度 0.801（爆点），所属板块类目：综合。</w:t>
+        <w:t>「首套房贷贴息政策10月起执行！符合条件可享1个百分点贴息、“免申即享”！银行密集响应，机构展望市」由 14 篇报道聚合而成，覆盖 3 家媒体，热度 0.821（爆点），所属板块类目：综合。</w:t>
       </w:r>
     </w:p>
     <w:p>
@@ -779,7 +779,7 @@
         <w:t>关键信息：</w:t>
       </w:r>
       <w:r>
-        <w:t>首套房贷贴息政策10月起执行！符合条件可享1个百分点贴息、“免申即享”！银行密集；财政央行协同发力！居民购房贷款贴息政策即将落地，多家银行可“免申即享”；10月1日起符合条件的居民房贷可享贴息</w:t>
+        <w:t>首套房贷贴息政策10月起执行！符合条件可享1个百分点贴息、“免申即享”！银行密集；财政央行协同发力！居民购房贷款贴息政策即将落地，多家银行可“免申即享”；多家银行快速响应房贷贴息政策：“免申即享” 不额外收取服务费</w:t>
       </w:r>
     </w:p>
     <w:p>
@@ -812,7 +812,7 @@
           <w:color w:val="8A939E"/>
           <w:sz w:val="17"/>
         </w:rPr>
-        <w:t>引用：[1]首套房贷贴息政策10月起执行！符合条件可享1个百分点 / [2]财政央行协同发力！居民购房贷款贴息政策即将落地，多家 / [3]10月1日起符合条件的居民房贷可享贴息 / [4]多家银行快速响应房贷贴息政策：“免申即享” 不额外收</w:t>
+        <w:t>引用：[1]首套房贷贴息政策10月起执行！符合条件可享1个百分点 / [2]财政央行协同发力！居民购房贷款贴息政策即将落地，多家 / [3]多家银行快速响应房贷贴息政策：“免申即享” 不额外收 / [4]10月1日起符合条件的居民房贷可享贴息</w:t>
       </w:r>
     </w:p>
     <w:p>
@@ -820,7 +820,7 @@
         <w:pStyle w:val="Heading2"/>
       </w:pPr>
       <w:r>
-        <w:t>美股三大股指涨跌不一，道指跌0.03%，纳指涨0.31%，标普500指数涨0.1</w:t>
+        <w:t xml:space="preserve">美国二季度个人消费支出(PCE)年化季环比终值 3.8%，预期 3.4%，初值 </w:t>
       </w:r>
     </w:p>
     <w:p>
@@ -829,7 +829,7 @@
           <w:color w:val="8A939E"/>
           <w:sz w:val="18"/>
         </w:rPr>
-        <w:t>热度 0.766（爆点）· 13 篇 / 3 家媒体 · 半导体</w:t>
+        <w:t>热度 0.694（爆点）· 10 篇 / 3 家媒体 · 综合</w:t>
       </w:r>
     </w:p>
     <w:p>
@@ -841,7 +841,7 @@
         <w:t>事件概述：</w:t>
       </w:r>
       <w:r>
-        <w:t>「美股三大股指涨跌不一，道指跌0.03%，纳指涨0.31%，标普500指数涨0.1」由 13 篇报道聚合而成，覆盖 3 家媒体，热度 0.766（爆点），所属板块类目：半导体。</w:t>
+        <w:t>「美国二季度个人消费支出(PCE)年化季环比终值 3.8%，预期 3.4%，初值 」由 10 篇报道聚合而成，覆盖 3 家媒体，热度 0.694（爆点），所属板块类目：综合。</w:t>
       </w:r>
     </w:p>
     <w:p>
@@ -853,81 +853,7 @@
         <w:t>关键信息：</w:t>
       </w:r>
       <w:r>
-        <w:t>美股三大股指涨跌不一，道指跌0.03%，纳指涨0.31%，标普500指数涨0.1；美股开盘三大股指涨跌不一 存储板块集体上扬；美股三大股指开盘小幅上涨，道指涨0.2%，标普500指数涨0.3%，纳指涨0.4</w:t>
-      </w:r>
-    </w:p>
-    <w:p>
-      <w:r>
-        <w:rPr>
-          <w:b/>
-          <w:color w:val="16324F"/>
-        </w:rPr>
-        <w:t>市场影响：</w:t>
-      </w:r>
-      <w:r>
-        <w:t>关联板块代码：BK1036、BK0459、BK0448、BK0736。（LLM 不可用，未生成研判，以上为检索与统计事实）</w:t>
-      </w:r>
-    </w:p>
-    <w:p>
-      <w:r>
-        <w:rPr>
-          <w:b/>
-          <w:color w:val="16324F"/>
-        </w:rPr>
-        <w:t>关注要点：</w:t>
-      </w:r>
-      <w:r>
-        <w:t>建议人工复核该事件的后续进展与板块联动。</w:t>
-      </w:r>
-    </w:p>
-    <w:p>
-      <w:r>
-        <w:rPr>
-          <w:color w:val="8A939E"/>
-          <w:sz w:val="17"/>
-        </w:rPr>
-        <w:t xml:space="preserve">引用：[1]美股三大股指涨跌不一，道指跌0.03%，纳指涨0.3 / [2]美股开盘三大股指涨跌不一 存储板块集体上扬 / [3]美股三大股指开盘小幅上涨，道指涨0.2%，标普500 / [4]10月1日美股收盘：9月收官日美股三大股指涨跌不一 </w:t>
-      </w:r>
-    </w:p>
-    <w:p>
-      <w:pPr>
-        <w:pStyle w:val="Heading2"/>
-      </w:pPr>
-      <w:r>
-        <w:t xml:space="preserve">美国7月S&amp;P/CS20座大城市房价指数同比 2.47%，预期 2.2%，前值 </w:t>
-      </w:r>
-    </w:p>
-    <w:p>
-      <w:r>
-        <w:rPr>
-          <w:color w:val="8A939E"/>
-          <w:sz w:val="18"/>
-        </w:rPr>
-        <w:t>热度 0.706（爆点）· 13 篇 / 3 家媒体 · 综合</w:t>
-      </w:r>
-    </w:p>
-    <w:p>
-      <w:r>
-        <w:rPr>
-          <w:b/>
-          <w:color w:val="16324F"/>
-        </w:rPr>
-        <w:t>事件概述：</w:t>
-      </w:r>
-      <w:r>
-        <w:t>「美国7月S&amp;P/CS20座大城市房价指数同比 2.47%，预期 2.2%，前值 」由 13 篇报道聚合而成，覆盖 3 家媒体，热度 0.706（爆点），所属板块类目：综合。</w:t>
-      </w:r>
-    </w:p>
-    <w:p>
-      <w:r>
-        <w:rPr>
-          <w:b/>
-          <w:color w:val="16324F"/>
-        </w:rPr>
-        <w:t>关键信息：</w:t>
-      </w:r>
-      <w:r>
-        <w:t>美国7月S&amp;P/CS20座大城市房价指数同比 2.47%，预期 2.2%，前值 ；美国7月FHFA房价指数环比 0.3%，预期 0.1%，前值 0%。；S&amp;P Cotality美国20城房价指数同比上涨2.47% 预期涨2.2%</w:t>
+        <w:t>美国二季度个人消费支出(PCE)年化季环比终值 3.8%，预期 3.4%，初值 ；美国二季度实际GDP年化季环比终值 2.2%，预期 1.5%，初值 1.5%。；美国二季度GDP平减指数年化季环比终值 6.1，预期 6.4，初值 6.4。</w:t>
       </w:r>
     </w:p>
     <w:p>
@@ -960,7 +886,7 @@
           <w:color w:val="8A939E"/>
           <w:sz w:val="17"/>
         </w:rPr>
-        <w:t>引用：[1]美国7月S&amp;P/CS20座大城市房价指数同比 2.4 / [2]美国7月FHFA房价指数环比 0.3%，预期 0.1 / [3]S&amp;P Cotality美国20城房价指数同比上涨2 / [4]美国7月房价环比上涨0.3%，中大西洋地区涨幅居首</w:t>
+        <w:t>引用：[1]美国二季度个人消费支出(PCE)年化季环比终值 3. / [2]美国二季度实际GDP年化季环比终值 2.2%，预期  / [3]美国二季度GDP平减指数年化季环比终值 6.1，预期 / [4]美国8月实际个人消费支出(PCE)环比 0.6%，预</w:t>
       </w:r>
     </w:p>
     <w:p>
@@ -968,7 +894,7 @@
         <w:pStyle w:val="Heading2"/>
       </w:pPr>
       <w:r>
-        <w:t>9月30日隔夜要闻：美股收跌 油价下挫 金价反弹 美联储威廉姆斯表示9月加息后“不急于采</w:t>
+        <w:t>港股午评：恒指跌0.04% 科指跌0.15% 半导体板块下挫 创新药概念股强势 欢创科技</w:t>
       </w:r>
     </w:p>
     <w:p>
@@ -977,7 +903,7 @@
           <w:color w:val="8A939E"/>
           <w:sz w:val="18"/>
         </w:rPr>
-        <w:t>热度 0.690（爆点）· 11 篇 / 3 家媒体 · 国际市场</w:t>
+        <w:t>热度 0.675（爆点）· 9 篇 / 3 家媒体 · 金融市场</w:t>
       </w:r>
     </w:p>
     <w:p>
@@ -989,7 +915,7 @@
         <w:t>事件概述：</w:t>
       </w:r>
       <w:r>
-        <w:t>「9月30日隔夜要闻：美股收跌 油价下挫 金价反弹 美联储威廉姆斯表示9月加息后“不急于采取行动”」由 11 篇报道聚合而成，覆盖 3 家媒体，热度 0.69（爆点），所属板块类目：国际市场。</w:t>
+        <w:t>「港股午评：恒指跌0.04% 科指跌0.15% 半导体板块下挫 创新药概念股强势 欢创科技上市首日」由 9 篇报道聚合而成，覆盖 3 家媒体，热度 0.675（爆点），所属板块类目：金融市场。</w:t>
       </w:r>
     </w:p>
     <w:p>
@@ -1001,7 +927,155 @@
         <w:t>关键信息：</w:t>
       </w:r>
       <w:r>
-        <w:t>9月30日隔夜要闻：美股收跌 油价下挫 金价反弹 美联储威廉姆斯表示9月加息后“；威廉姆斯给10月加息踩刹车：今年或再加一次，但现在“不必急”；高盛将美联储加息预期从10月推迟至12月</w:t>
+        <w:t>港股午评：恒指跌0.04% 科指跌0.15% 半导体板块下挫 创新药概念股强势 ；快讯：恒指低开0.53% 科指跌0.41% 黄金股回暖 欢创科技上市首日涨超18；港股生物医药股爆发，3600亿港元龙头飙涨10%，半导体大跌，天数智芯跌超9%，</w:t>
+      </w:r>
+    </w:p>
+    <w:p>
+      <w:r>
+        <w:rPr>
+          <w:b/>
+          <w:color w:val="16324F"/>
+        </w:rPr>
+        <w:t>市场影响：</w:t>
+      </w:r>
+      <w:r>
+        <w:t>关联板块代码：BK0451、BK1050、BK0815。（LLM 不可用，未生成研判，以上为检索与统计事实）</w:t>
+      </w:r>
+    </w:p>
+    <w:p>
+      <w:r>
+        <w:rPr>
+          <w:b/>
+          <w:color w:val="16324F"/>
+        </w:rPr>
+        <w:t>关注要点：</w:t>
+      </w:r>
+      <w:r>
+        <w:t>建议人工复核该事件的后续进展与板块联动。</w:t>
+      </w:r>
+    </w:p>
+    <w:p>
+      <w:r>
+        <w:rPr>
+          <w:color w:val="8A939E"/>
+          <w:sz w:val="17"/>
+        </w:rPr>
+        <w:t>引用：[1]港股午评：恒指跌0.04% 科指跌0.15% 半导体 / [2]快讯：恒指低开0.53% 科指跌0.41% 黄金股回 / [3]港股生物医药股爆发，3600亿港元龙头飙涨10%，半 / [4]欢创科技港股上市首日收涨超265%，去年刚扭亏为盈</w:t>
+      </w:r>
+    </w:p>
+    <w:p>
+      <w:pPr>
+        <w:pStyle w:val="Heading2"/>
+      </w:pPr>
+      <w:r>
+        <w:t>美光科技CFO：2027财年第一财季收入将达615亿美元 各季度毛利率预计逐步回升</w:t>
+      </w:r>
+    </w:p>
+    <w:p>
+      <w:r>
+        <w:rPr>
+          <w:color w:val="8A939E"/>
+          <w:sz w:val="18"/>
+        </w:rPr>
+        <w:t>热度 0.675（爆点）· 9 篇 / 3 家媒体 · 国际市场</w:t>
+      </w:r>
+    </w:p>
+    <w:p>
+      <w:r>
+        <w:rPr>
+          <w:b/>
+          <w:color w:val="16324F"/>
+        </w:rPr>
+        <w:t>事件概述：</w:t>
+      </w:r>
+      <w:r>
+        <w:t>「美光科技CFO：2027财年第一财季收入将达615亿美元 各季度毛利率预计逐步回升」由 9 篇报道聚合而成，覆盖 3 家媒体，热度 0.675（爆点），所属板块类目：国际市场。</w:t>
+      </w:r>
+    </w:p>
+    <w:p>
+      <w:r>
+        <w:rPr>
+          <w:b/>
+          <w:color w:val="16324F"/>
+        </w:rPr>
+        <w:t>关键信息：</w:t>
+      </w:r>
+      <w:r>
+        <w:t>美光科技CFO：2027财年第一财季收入将达615亿美元 各季度毛利率预计逐步回；美光第四财季业绩、下季指引均超预期 盘后股价小幅震荡；美光Q4营收单季破542亿美元 预判存储2027-2028持续供给紧缺</w:t>
+      </w:r>
+    </w:p>
+    <w:p>
+      <w:r>
+        <w:rPr>
+          <w:b/>
+          <w:color w:val="16324F"/>
+        </w:rPr>
+        <w:t>市场影响：</w:t>
+      </w:r>
+      <w:r>
+        <w:t>关联板块代码：BK0800。（LLM 不可用，未生成研判，以上为检索与统计事实）</w:t>
+      </w:r>
+    </w:p>
+    <w:p>
+      <w:r>
+        <w:rPr>
+          <w:b/>
+          <w:color w:val="16324F"/>
+        </w:rPr>
+        <w:t>关注要点：</w:t>
+      </w:r>
+      <w:r>
+        <w:t>建议人工复核该事件的后续进展与板块联动。</w:t>
+      </w:r>
+    </w:p>
+    <w:p>
+      <w:r>
+        <w:rPr>
+          <w:color w:val="8A939E"/>
+          <w:sz w:val="17"/>
+        </w:rPr>
+        <w:t>引用：[1]美光科技CFO：2027财年第一财季收入将达615亿 / [2]美光第四财季业绩、下季指引均超预期 盘后股价小幅震荡 / [3]美光Q4营收单季破542亿美元 预判存储2027-2 / [4]美光科技分析师电话会议要点总结</w:t>
+      </w:r>
+    </w:p>
+    <w:p>
+      <w:pPr>
+        <w:pStyle w:val="Heading2"/>
+      </w:pPr>
+      <w:r>
+        <w:t>10年期美债收益率自2007年以来首次涨穿5.3%，两年期美债收益率三季度涨超71个基点</w:t>
+      </w:r>
+    </w:p>
+    <w:p>
+      <w:r>
+        <w:rPr>
+          <w:color w:val="8A939E"/>
+          <w:sz w:val="18"/>
+        </w:rPr>
+        <w:t>热度 0.656（爆点）· 15 篇 / 3 家媒体 · 宏观政策</w:t>
+      </w:r>
+    </w:p>
+    <w:p>
+      <w:r>
+        <w:rPr>
+          <w:b/>
+          <w:color w:val="16324F"/>
+        </w:rPr>
+        <w:t>事件概述：</w:t>
+      </w:r>
+      <w:r>
+        <w:t>「10年期美债收益率自2007年以来首次涨穿5.3%，两年期美债收益率三季度涨超71个基点」由 15 篇报道聚合而成，覆盖 3 家媒体，热度 0.656（爆点），所属板块类目：宏观政策。</w:t>
+      </w:r>
+    </w:p>
+    <w:p>
+      <w:r>
+        <w:rPr>
+          <w:b/>
+          <w:color w:val="16324F"/>
+        </w:rPr>
+        <w:t>关键信息：</w:t>
+      </w:r>
+      <w:r>
+        <w:t>10年期美债收益率自2007年以来首次涨穿5.3%，两年期美债收益率三季度涨超7；美债10年期收益率逼近2007年高位，9月或创两年来最大单月升幅；美债收益率小幅回落，2年期国债收益率下行3个基点至4.86%。</w:t>
       </w:r>
     </w:p>
     <w:p>
@@ -1034,81 +1108,7 @@
           <w:color w:val="8A939E"/>
           <w:sz w:val="17"/>
         </w:rPr>
-        <w:t>引用：[1]9月30日隔夜要闻：美股收跌 油价下挫 金价反弹 美 / [2]威廉姆斯给10月加息踩刹车：今年或再加一次，但现在“ / [3]高盛将美联储加息预期从10月推迟至12月 / [4]10月1日隔夜要闻：特朗普又逼鲍威尔辞职 派拉蒙发债</w:t>
-      </w:r>
-    </w:p>
-    <w:p>
-      <w:pPr>
-        <w:pStyle w:val="Heading2"/>
-      </w:pPr>
-      <w:r>
-        <w:t>美国9月ADP就业人数变动 9万人，预期 7.5万人，前值 3.8万人。</w:t>
-      </w:r>
-    </w:p>
-    <w:p>
-      <w:r>
-        <w:rPr>
-          <w:color w:val="8A939E"/>
-          <w:sz w:val="18"/>
-        </w:rPr>
-        <w:t>热度 0.671（爆点）· 8 篇 / 3 家媒体 · 综合</w:t>
-      </w:r>
-    </w:p>
-    <w:p>
-      <w:r>
-        <w:rPr>
-          <w:b/>
-          <w:color w:val="16324F"/>
-        </w:rPr>
-        <w:t>事件概述：</w:t>
-      </w:r>
-      <w:r>
-        <w:t>「美国9月ADP就业人数变动 9万人，预期 7.5万人，前值 3.8万人。」由 8 篇报道聚合而成，覆盖 3 家媒体，热度 0.671（爆点），所属板块类目：综合。</w:t>
-      </w:r>
-    </w:p>
-    <w:p>
-      <w:r>
-        <w:rPr>
-          <w:b/>
-          <w:color w:val="16324F"/>
-        </w:rPr>
-        <w:t>关键信息：</w:t>
-      </w:r>
-      <w:r>
-        <w:t>美国9月ADP就业人数变动 9万人，预期 7.5万人，前值 3.8万人。；美国9月私营就业人数增加9万人 预估增加7.4万人；ADP数据显示美国企业9月新增9万个就业岗位</w:t>
-      </w:r>
-    </w:p>
-    <w:p>
-      <w:r>
-        <w:rPr>
-          <w:b/>
-          <w:color w:val="16324F"/>
-        </w:rPr>
-        <w:t>市场影响：</w:t>
-      </w:r>
-      <w:r>
-        <w:t>关联板块代码：本簇未携带板块标签。（LLM 不可用，未生成研判，以上为检索与统计事实）</w:t>
-      </w:r>
-    </w:p>
-    <w:p>
-      <w:r>
-        <w:rPr>
-          <w:b/>
-          <w:color w:val="16324F"/>
-        </w:rPr>
-        <w:t>关注要点：</w:t>
-      </w:r>
-      <w:r>
-        <w:t>建议人工复核该事件的后续进展与板块联动。</w:t>
-      </w:r>
-    </w:p>
-    <w:p>
-      <w:r>
-        <w:rPr>
-          <w:color w:val="8A939E"/>
-          <w:sz w:val="17"/>
-        </w:rPr>
-        <w:t>引用：[1]美国9月ADP就业人数变动 9万人，预期 7.5万人 / [2]美国9月私营就业人数增加9万人 预估增加7.4万人 / [3]ADP数据显示美国企业9月新增9万个就业岗位 / [4]德国9月失业人数增加1.2万，明显高于预期</w:t>
+        <w:t>引用：[1]10年期美债收益率自2007年以来首次涨穿5.3%， / [2]美债10年期收益率逼近2007年高位，9月或创两年来 / [3]美债收益率小幅回落，2年期国债收益率下行3个基点至4 / [4]全球债券抛售潮愈演愈烈，美国10年期美债收益率创20</w:t>
       </w:r>
     </w:p>
     <w:p>
@@ -1127,7 +1127,7 @@
         <w:pStyle w:val="ListBullet"/>
       </w:pPr>
       <w:r>
-        <w:t>采集：6 家媒体公开接口，累计入库 15,713 条</w:t>
+        <w:t>采集：6 家媒体公开接口，累计入库 15,562 条</w:t>
       </w:r>
     </w:p>
     <w:p>
@@ -1135,7 +1135,7 @@
         <w:pStyle w:val="ListBullet"/>
       </w:pPr>
       <w:r>
-        <w:t>三层去重：2,351 → 2,098 条（精确110/SimHash7/语义136）</w:t>
+        <w:t>三层去重：2,184 → 1,959 条（精确97/SimHash6/语义122）</w:t>
       </w:r>
     </w:p>
     <w:p>
